--- a/Project Rooms/Operating Agreements/sources/Jeff Watson/Simplified OA Subfiles/07 - Article 5 - Managers.docx
+++ b/Project Rooms/Operating Agreements/sources/Jeff Watson/Simplified OA Subfiles/07 - Article 5 - Managers.docx
@@ -191,6 +191,15 @@
           <w:color w:val="0070C0"/>
         </w:rPr>
         <w:t xml:space="preserve"> replaced, resigns, or is removed. Attending a meeting or approving its minutes counts as accepting the Manager role.</w:t>
+      </w:r>
+    </w:p>
+    <w:p>
+      <w:r>
+        <w:rPr>
+          <w:b w:val="0"/>
+          <w:color w:val="008000"/>
+        </w:rPr>
+        <w:t>Current Manager(s). Joshua Kennedy is the current Manager of the Company and will serve until replaced, resignation, or removal under this Agreement.</w:t>
       </w:r>
     </w:p>
     <w:p>

--- a/Project Rooms/Operating Agreements/sources/Jeff Watson/Simplified OA Subfiles/07 - Article 5 - Managers.docx
+++ b/Project Rooms/Operating Agreements/sources/Jeff Watson/Simplified OA Subfiles/07 - Article 5 - Managers.docx
@@ -200,6 +200,15 @@
           <w:color w:val="008000"/>
         </w:rPr>
         <w:t>Current Manager(s). Joshua Kennedy is the current Manager of the Company and will serve until replaced, resignation, or removal under this Agreement.</w:t>
+      </w:r>
+    </w:p>
+    <w:p>
+      <w:pPr/>
+      <w:r>
+        <w:rPr>
+          <w:color w:val="008000"/>
+        </w:rPr>
+        <w:t>Entity Manager Authority. Investment Services LLC may serve as a Manager of the Company. When Investment Services LLC acts as Manager, it may act through its authorized manager or other authorized representative, and that person may sign on behalf of Investment Services LLC in its capacity as Manager.</w:t>
       </w:r>
     </w:p>
     <w:p>

--- a/Project Rooms/Operating Agreements/sources/Jeff Watson/Simplified OA Subfiles/07 - Article 5 - Managers.docx
+++ b/Project Rooms/Operating Agreements/sources/Jeff Watson/Simplified OA Subfiles/07 - Article 5 - Managers.docx
@@ -1253,12 +1253,8 @@
       </w:pPr>
     </w:p>
     <w:sectPr>
-      <w:headerReference w:type="even" r:id="rId15"/>
-      <w:headerReference w:type="default" r:id="rId16"/>
-      <w:footerReference w:type="even" r:id="rId17"/>
-      <w:footerReference w:type="default" r:id="rId18"/>
-      <w:headerReference w:type="first" r:id="rId19"/>
-      <w:footerReference w:type="first" r:id="rId20"/>
+      <w:headerReference w:type="default" r:id="rId24"/>
+      <w:footerReference w:type="default" r:id="rId25"/>
       <w:pgSz w:w="12240" w:h="15840"/>
       <w:pgMar w:top="1440" w:right="1440" w:bottom="1440" w:left="1440" w:header="720" w:footer="720" w:gutter="0"/>
       <w:cols w:space="720"/>
@@ -1412,6 +1408,16 @@
 </w:ftr>
 </file>
 
+<file path=word/footer4.xml><?xml version="1.0" encoding="utf-8"?>
+<w:ftr xmlns:m="http://schemas.openxmlformats.org/officeDocument/2006/math" xmlns:mc="http://schemas.openxmlformats.org/markup-compatibility/2006" xmlns:mo="http://schemas.microsoft.com/office/mac/office/2008/main" xmlns:mv="urn:schemas-microsoft-com:mac:vml" xmlns:o="urn:schemas-microsoft-com:office:office" xmlns:r="http://schemas.openxmlformats.org/officeDocument/2006/relationships" xmlns:v="urn:schemas-microsoft-com:vml" xmlns:w10="urn:schemas-microsoft-com:office:word" xmlns:w14="http://schemas.microsoft.com/office/word/2010/wordml" xmlns:w="http://schemas.openxmlformats.org/wordprocessingml/2006/main" xmlns:wne="http://schemas.microsoft.com/office/word/2006/wordml" xmlns:wp14="http://schemas.microsoft.com/office/word/2010/wordprocessingDrawing" xmlns:wp="http://schemas.openxmlformats.org/drawingml/2006/wordprocessingDrawing" xmlns:wpc="http://schemas.microsoft.com/office/word/2010/wordprocessingCanvas" xmlns:wpg="http://schemas.microsoft.com/office/word/2010/wordprocessingGroup" xmlns:wpi="http://schemas.microsoft.com/office/word/2010/wordprocessingInk" xmlns:wps="http://schemas.microsoft.com/office/word/2010/wordprocessingShape" mc:Ignorable="w14 wp14">
+  <w:p>
+    <w:pPr>
+      <w:pStyle w:val="Footer"/>
+    </w:pPr>
+  </w:p>
+</w:ftr>
+</file>
+
 <file path=word/footnotes.xml><?xml version="1.0" encoding="utf-8"?>
 <w:footnotes xmlns:wpc="http://schemas.microsoft.com/office/word/2010/wordprocessingCanvas" xmlns:cx="http://schemas.microsoft.com/office/drawing/2014/chartex" xmlns:cx1="http://schemas.microsoft.com/office/drawing/2015/9/8/chartex" xmlns:cx2="http://schemas.microsoft.com/office/drawing/2015/10/21/chartex" xmlns:cx3="http://schemas.microsoft.com/office/drawing/2016/5/9/chartex" xmlns:cx4="http://schemas.microsoft.com/office/drawing/2016/5/10/chartex" xmlns:cx5="http://schemas.microsoft.com/office/drawing/2016/5/11/chartex" xmlns:cx6="http://schemas.microsoft.com/office/drawing/2016/5/12/chartex" xmlns:cx7="http://schemas.microsoft.com/office/drawing/2016/5/13/chartex" xmlns:cx8="http://schemas.microsoft.com/office/drawing/2016/5/14/chartex" xmlns:mc="http://schemas.openxmlformats.org/markup-compatibility/2006" xmlns:aink="http://schemas.microsoft.com/office/drawing/2016/ink" xmlns:am3d="http://schemas.microsoft.com/office/drawing/2017/model3d" xmlns:o="urn:schemas-microsoft-com:office:office" xmlns:oel="http://schemas.microsoft.com/office/2019/extlst" xmlns:r="http://schemas.openxmlformats.org/officeDocument/2006/relationships" xmlns:m="http://schemas.openxmlformats.org/officeDocument/2006/math" xmlns:v="urn:schemas-microsoft-com:vml" xmlns:wp14="http://schemas.microsoft.com/office/word/2010/wordprocessingDrawing" xmlns:wp="http://schemas.openxmlformats.org/drawingml/2006/wordprocessingDrawing" xmlns:w10="urn:schemas-microsoft-com:office:word" xmlns:w="http://schemas.openxmlformats.org/wordprocessingml/2006/main" xmlns:w14="http://schemas.microsoft.com/office/word/2010/wordml" xmlns:w15="http://schemas.microsoft.com/office/word/2012/wordml" xmlns:w16cex="http://schemas.microsoft.com/office/word/2018/wordml/cex" xmlns:w16cid="http://schemas.microsoft.com/office/word/2016/wordml/cid" xmlns:w16="http://schemas.microsoft.com/office/word/2018/wordml" xmlns:w16du="http://schemas.microsoft.com/office/word/2023/wordml/word16du" xmlns:w16sdtdh="http://schemas.microsoft.com/office/word/2020/wordml/sdtdatahash" xmlns:w16sdtfl="http://schemas.microsoft.com/office/word/2024/wordml/sdtformatlock" xmlns:w16se="http://schemas.microsoft.com/office/word/2015/wordml/symex" xmlns:wpg="http://schemas.microsoft.com/office/word/2010/wordprocessingGroup" xmlns:wpi="http://schemas.microsoft.com/office/word/2010/wordprocessingInk" xmlns:wne="http://schemas.microsoft.com/office/word/2006/wordml" xmlns:wps="http://schemas.microsoft.com/office/word/2010/wordprocessingShape" mc:Ignorable="w14 w15 w16se w16cid w16 w16cex w16sdtdh w16sdtfl w16du wp14">
   <w:footnote w:type="separator" w:id="-1">
@@ -1466,6 +1472,16 @@
 
 <file path=word/header3.xml><?xml version="1.0" encoding="utf-8"?>
 <w:hdr xmlns:wpc="http://schemas.microsoft.com/office/word/2010/wordprocessingCanvas" xmlns:cx="http://schemas.microsoft.com/office/drawing/2014/chartex" xmlns:cx1="http://schemas.microsoft.com/office/drawing/2015/9/8/chartex" xmlns:cx2="http://schemas.microsoft.com/office/drawing/2015/10/21/chartex" xmlns:cx3="http://schemas.microsoft.com/office/drawing/2016/5/9/chartex" xmlns:cx4="http://schemas.microsoft.com/office/drawing/2016/5/10/chartex" xmlns:cx5="http://schemas.microsoft.com/office/drawing/2016/5/11/chartex" xmlns:cx6="http://schemas.microsoft.com/office/drawing/2016/5/12/chartex" xmlns:cx7="http://schemas.microsoft.com/office/drawing/2016/5/13/chartex" xmlns:cx8="http://schemas.microsoft.com/office/drawing/2016/5/14/chartex" xmlns:mc="http://schemas.openxmlformats.org/markup-compatibility/2006" xmlns:aink="http://schemas.microsoft.com/office/drawing/2016/ink" xmlns:am3d="http://schemas.microsoft.com/office/drawing/2017/model3d" xmlns:o="urn:schemas-microsoft-com:office:office" xmlns:oel="http://schemas.microsoft.com/office/2019/extlst" xmlns:r="http://schemas.openxmlformats.org/officeDocument/2006/relationships" xmlns:m="http://schemas.openxmlformats.org/officeDocument/2006/math" xmlns:v="urn:schemas-microsoft-com:vml" xmlns:wp14="http://schemas.microsoft.com/office/word/2010/wordprocessingDrawing" xmlns:wp="http://schemas.openxmlformats.org/drawingml/2006/wordprocessingDrawing" xmlns:w10="urn:schemas-microsoft-com:office:word" xmlns:w="http://schemas.openxmlformats.org/wordprocessingml/2006/main" xmlns:w14="http://schemas.microsoft.com/office/word/2010/wordml" xmlns:w15="http://schemas.microsoft.com/office/word/2012/wordml" xmlns:w16cex="http://schemas.microsoft.com/office/word/2018/wordml/cex" xmlns:w16cid="http://schemas.microsoft.com/office/word/2016/wordml/cid" xmlns:w16="http://schemas.microsoft.com/office/word/2018/wordml" xmlns:w16du="http://schemas.microsoft.com/office/word/2023/wordml/word16du" xmlns:w16sdtdh="http://schemas.microsoft.com/office/word/2020/wordml/sdtdatahash" xmlns:w16sdtfl="http://schemas.microsoft.com/office/word/2024/wordml/sdtformatlock" xmlns:w16se="http://schemas.microsoft.com/office/word/2015/wordml/symex" xmlns:wpg="http://schemas.microsoft.com/office/word/2010/wordprocessingGroup" xmlns:wpi="http://schemas.microsoft.com/office/word/2010/wordprocessingInk" xmlns:wne="http://schemas.microsoft.com/office/word/2006/wordml" xmlns:wps="http://schemas.microsoft.com/office/word/2010/wordprocessingShape" mc:Ignorable="w14 w15 w16se w16cid w16 w16cex w16sdtdh w16sdtfl w16du wp14">
+  <w:p>
+    <w:pPr>
+      <w:pStyle w:val="Header"/>
+    </w:pPr>
+  </w:p>
+</w:hdr>
+</file>
+
+<file path=word/header4.xml><?xml version="1.0" encoding="utf-8"?>
+<w:hdr xmlns:m="http://schemas.openxmlformats.org/officeDocument/2006/math" xmlns:mc="http://schemas.openxmlformats.org/markup-compatibility/2006" xmlns:mo="http://schemas.microsoft.com/office/mac/office/2008/main" xmlns:mv="urn:schemas-microsoft-com:mac:vml" xmlns:o="urn:schemas-microsoft-com:office:office" xmlns:r="http://schemas.openxmlformats.org/officeDocument/2006/relationships" xmlns:v="urn:schemas-microsoft-com:vml" xmlns:w10="urn:schemas-microsoft-com:office:word" xmlns:w14="http://schemas.microsoft.com/office/word/2010/wordml" xmlns:w="http://schemas.openxmlformats.org/wordprocessingml/2006/main" xmlns:wne="http://schemas.microsoft.com/office/word/2006/wordml" xmlns:wp14="http://schemas.microsoft.com/office/word/2010/wordprocessingDrawing" xmlns:wp="http://schemas.openxmlformats.org/drawingml/2006/wordprocessingDrawing" xmlns:wpc="http://schemas.microsoft.com/office/word/2010/wordprocessingCanvas" xmlns:wpg="http://schemas.microsoft.com/office/word/2010/wordprocessingGroup" xmlns:wpi="http://schemas.microsoft.com/office/word/2010/wordprocessingInk" xmlns:wps="http://schemas.microsoft.com/office/word/2010/wordprocessingShape" mc:Ignorable="w14 wp14">
   <w:p>
     <w:pPr>
       <w:pStyle w:val="Header"/>

--- a/Project Rooms/Operating Agreements/sources/Jeff Watson/Simplified OA Subfiles/07 - Article 5 - Managers.docx
+++ b/Project Rooms/Operating Agreements/sources/Jeff Watson/Simplified OA Subfiles/07 - Article 5 - Managers.docx
@@ -38,19 +38,19 @@
         <w:rPr>
           <w:color w:val="0070C0"/>
         </w:rPr>
-        <w:t>The Company will start with one Manager, Jessica Santa</w:t>
+        <w:t>The Company will start with one Manager</w:t>
       </w:r>
       <w:r>
         <w:rPr>
           <w:color w:val="0070C0"/>
         </w:rPr>
-        <w:t>c</w:t>
+        <w:t xml:space="preserve"> who will be named </w:t>
       </w:r>
       <w:r>
         <w:rPr>
           <w:color w:val="0070C0"/>
         </w:rPr>
-        <w:t>ruz, as named in the Articles</w:t>
+        <w:t>in the Articles</w:t>
       </w:r>
       <w:r>
         <w:rPr>
@@ -68,21 +68,19 @@
         <w:rPr>
           <w:color w:val="0070C0"/>
         </w:rPr>
-        <w:t xml:space="preserve">. She will serve until the first annual meeting or until she resigns or is removed. At each annual meeting, Members will elect a </w:t>
+        <w:t xml:space="preserve">. </w:t>
       </w:r>
-      <w:proofErr w:type="gramStart"/>
       <w:r>
         <w:rPr>
           <w:color w:val="0070C0"/>
         </w:rPr>
-        <w:t>Manager</w:t>
+        <w:t xml:space="preserve">The Mangager </w:t>
       </w:r>
-      <w:proofErr w:type="gramEnd"/>
       <w:r>
         <w:rPr>
           <w:color w:val="0070C0"/>
         </w:rPr>
-        <w:t xml:space="preserve"> for the next term. The number of Managers can only be changed with approval from Members holding at least 75% of the voting Units (as required for “Major Decisions” in </w:t>
+        <w:t xml:space="preserve">will serve until the first annual meeting or until she resigns or is removed. At each annual meeting, Members will elect a Manager for the next term. The number of Managers can only be changed with approval from Members holding at least 75% of the voting Units (as required for “Major Decisions” in </w:t>
       </w:r>
       <w:r>
         <w:rPr>
@@ -95,21 +93,7 @@
         <w:rPr>
           <w:color w:val="0070C0"/>
         </w:rPr>
-        <w:t xml:space="preserve">). A Manager doesn’t have to be a </w:t>
-      </w:r>
-      <w:proofErr w:type="gramStart"/>
-      <w:r>
-        <w:rPr>
-          <w:color w:val="0070C0"/>
-        </w:rPr>
-        <w:t>Member</w:t>
-      </w:r>
-      <w:proofErr w:type="gramEnd"/>
-      <w:r>
-        <w:rPr>
-          <w:color w:val="0070C0"/>
-        </w:rPr>
-        <w:t xml:space="preserve"> or own any Units.)</w:t>
+        <w:t>). A Manager doesn’t have to be a Member or own any Units.)</w:t>
       </w:r>
     </w:p>
     <w:p>
@@ -134,29 +118,7 @@
           <w:sz w:val="22"/>
           <w:szCs w:val="22"/>
         </w:rPr>
-        <w:t xml:space="preserve">A Manager need not be a </w:t>
-      </w:r>
-      <w:proofErr w:type="gramStart"/>
-      <w:r>
-        <w:rPr>
-          <w:b w:val="0"/>
-          <w:bCs w:val="0"/>
-          <w:color w:val="auto"/>
-          <w:sz w:val="22"/>
-          <w:szCs w:val="22"/>
-        </w:rPr>
-        <w:t>Member</w:t>
-      </w:r>
-      <w:proofErr w:type="gramEnd"/>
-      <w:r>
-        <w:rPr>
-          <w:b w:val="0"/>
-          <w:bCs w:val="0"/>
-          <w:color w:val="auto"/>
-          <w:sz w:val="22"/>
-          <w:szCs w:val="22"/>
-        </w:rPr>
-        <w:t xml:space="preserve"> or a holder of a Membership Unit.</w:t>
+        <w:t>A Manager need not be a Member or a holder of a Membership Unit.</w:t>
       </w:r>
     </w:p>
     <w:p>
@@ -176,38 +138,23 @@
         <w:rPr>
           <w:color w:val="0070C0"/>
         </w:rPr>
-        <w:t xml:space="preserve">Each Manager remains in office </w:t>
-      </w:r>
-      <w:proofErr w:type="gramStart"/>
-      <w:r>
-        <w:rPr>
-          <w:color w:val="0070C0"/>
-        </w:rPr>
-        <w:t>until</w:t>
-      </w:r>
-      <w:proofErr w:type="gramEnd"/>
-      <w:r>
-        <w:rPr>
-          <w:color w:val="0070C0"/>
-        </w:rPr>
-        <w:t xml:space="preserve"> replaced, resigns, or is removed. Attending a meeting or approving its minutes counts as accepting the Manager role.</w:t>
+        <w:t>Each Manager remains in office until replaced, resigns, or is removed. Attending a meeting or approving its minutes counts as accepting the Manager role.</w:t>
       </w:r>
     </w:p>
     <w:p>
       <w:r>
         <w:rPr>
-          <w:b w:val="0"/>
           <w:color w:val="008000"/>
         </w:rPr>
         <w:t>Current Manager(s). Joshua Kennedy is the current Manager of the Company and will serve until replaced, resignation, or removal under this Agreement.</w:t>
       </w:r>
     </w:p>
     <w:p>
-      <w:pPr/>
       <w:r>
         <w:rPr>
           <w:color w:val="008000"/>
         </w:rPr>
+        <w:lastRenderedPageBreak/>
         <w:t>Entity Manager Authority. Investment Services LLC may serve as a Manager of the Company. When Investment Services LLC acts as Manager, it may act through its authorized manager or other authorized representative, and that person may sign on behalf of Investment Services LLC in its capacity as Manager.</w:t>
       </w:r>
     </w:p>
@@ -230,16 +177,7 @@
           <w:sz w:val="22"/>
           <w:szCs w:val="22"/>
         </w:rPr>
-        <w:t xml:space="preserve">Unless otherwise agreed to by the approval of Members holding the required percentage of Membership Units for “Major Decisions” (as defined in Section 5.2(b) of this Operating </w:t>
-      </w:r>
-      <w:r>
-        <w:rPr>
-          <w:color w:val="auto"/>
-          <w:sz w:val="22"/>
-          <w:szCs w:val="22"/>
-        </w:rPr>
-        <w:lastRenderedPageBreak/>
-        <w:t>Agreement), a Manager shall not be the Account Holder of a Member (as defined in Section 3.7 of the Operating Agreement) or any other disqualified person (as defined in Internal Revenue Code §4975) to the Member.</w:t>
+        <w:t>Unless otherwise agreed to by the approval of Members holding the required percentage of Membership Units for “Major Decisions” (as defined in Section 5.2(b) of this Operating Agreement), a Manager shall not be the Account Holder of a Member (as defined in Section 3.7 of the Operating Agreement) or any other disqualified person (as defined in Internal Revenue Code §4975) to the Member.</w:t>
       </w:r>
     </w:p>
     <w:p>
@@ -435,30 +373,12 @@
         </w:rPr>
         <w:t xml:space="preserve">Borrowing </w:t>
       </w:r>
-      <w:ins w:id="1" w:author="Jeff Watson" w:date="2025-10-31T12:43:00Z" w16du:dateUtc="2025-10-31T16:43:00Z">
-        <w:r>
-          <w:rPr>
-            <w:color w:val="0070C0"/>
-          </w:rPr>
-          <w:t xml:space="preserve">on a </w:t>
-        </w:r>
-        <w:proofErr w:type="spellStart"/>
-        <w:proofErr w:type="gramStart"/>
-        <w:r>
-          <w:rPr>
-            <w:color w:val="0070C0"/>
-          </w:rPr>
-          <w:t>non recourse</w:t>
-        </w:r>
-        <w:proofErr w:type="spellEnd"/>
-        <w:proofErr w:type="gramEnd"/>
-        <w:r>
-          <w:rPr>
-            <w:color w:val="0070C0"/>
-          </w:rPr>
-          <w:t xml:space="preserve"> basis </w:t>
-        </w:r>
-      </w:ins>
+      <w:r>
+        <w:rPr>
+          <w:color w:val="0070C0"/>
+        </w:rPr>
+        <w:t xml:space="preserve">on a non recourse basis </w:t>
+      </w:r>
       <w:r>
         <w:rPr>
           <w:color w:val="0070C0"/>
@@ -499,6 +419,7 @@
         <w:rPr>
           <w:color w:val="0070C0"/>
         </w:rPr>
+        <w:lastRenderedPageBreak/>
         <w:t>Selling or transferring real estate owned by the Company, or most of its assets.</w:t>
       </w:r>
     </w:p>
@@ -550,7 +471,6 @@
         </w:numPr>
       </w:pPr>
       <w:r>
-        <w:lastRenderedPageBreak/>
         <w:t>Removal of a Manager.</w:t>
       </w:r>
     </w:p>
@@ -579,18 +499,8 @@
           <w:ilvl w:val="3"/>
           <w:numId w:val="10"/>
         </w:numPr>
-        <w:rPr>
-          <w:del w:id="2" w:author="Jeff Watson" w:date="2025-10-31T12:42:00Z" w16du:dateUtc="2025-10-31T16:42:00Z"/>
-        </w:rPr>
-      </w:pPr>
-      <w:del w:id="3" w:author="Jeff Watson" w:date="2025-10-31T12:42:00Z" w16du:dateUtc="2025-10-31T16:42:00Z">
-        <w:r>
-          <w:rPr>
-            <w:color w:val="0070C0"/>
-          </w:rPr>
-          <w:delText>Increasing capital contributions.</w:delText>
-        </w:r>
-      </w:del>
+        <w:rPr/>
+      </w:pPr>
     </w:p>
     <w:p>
       <w:pPr>
@@ -723,21 +633,7 @@
         <w:rPr>
           <w:color w:val="0070C0"/>
         </w:rPr>
-        <w:t xml:space="preserve">Manager meetings can be held anywhere, as stated in the notice or waiver. Managers may also participate by phone or video if everyone can hear each other. </w:t>
-      </w:r>
-      <w:proofErr w:type="gramStart"/>
-      <w:r>
-        <w:rPr>
-          <w:color w:val="0070C0"/>
-        </w:rPr>
-        <w:t>Participating</w:t>
-      </w:r>
-      <w:proofErr w:type="gramEnd"/>
-      <w:r>
-        <w:rPr>
-          <w:color w:val="0070C0"/>
-        </w:rPr>
-        <w:t xml:space="preserve"> this way counts as being present, unless the Manager joins only to object that the meeting wasn’t properly called.</w:t>
+        <w:t>Manager meetings can be held anywhere, as stated in the notice or waiver. Managers may also participate by phone or video if everyone can hear each other. Participating this way counts as being present, unless the Manager joins only to object that the meeting wasn’t properly called.</w:t>
       </w:r>
     </w:p>
     <w:p>
@@ -766,21 +662,7 @@
         <w:rPr>
           <w:color w:val="0070C0"/>
         </w:rPr>
-        <w:t xml:space="preserve">Manager(s) can </w:t>
-      </w:r>
-      <w:proofErr w:type="gramStart"/>
-      <w:r>
-        <w:rPr>
-          <w:color w:val="0070C0"/>
-        </w:rPr>
-        <w:t>take action</w:t>
-      </w:r>
-      <w:proofErr w:type="gramEnd"/>
-      <w:r>
-        <w:rPr>
-          <w:color w:val="0070C0"/>
-        </w:rPr>
-        <w:t xml:space="preserve"> without a meeting if all of them agree in writing. The written consent must be kept with the Company’s meeting records.</w:t>
+        <w:t>Manager(s) can take action without a meeting if all of them agree in writing. The written consent must be kept with the Company’s meeting records.</w:t>
       </w:r>
     </w:p>
     <w:p>
@@ -805,47 +687,11 @@
       <w:r>
         <w:t xml:space="preserve">.  </w:t>
       </w:r>
-      <w:proofErr w:type="gramStart"/>
       <w:r>
         <w:rPr>
           <w:color w:val="0070C0"/>
         </w:rPr>
-        <w:t>A majority of</w:t>
-      </w:r>
-      <w:proofErr w:type="gramEnd"/>
-      <w:r>
-        <w:rPr>
-          <w:color w:val="0070C0"/>
-        </w:rPr>
-        <w:t xml:space="preserve"> all Managers is needed to conduct business. If a quorum is present, a majority vote decides the matter—unless the law, Articles, or this Agreement requires more. Business can continue even if some Managers leave and the quorum is lost. If there's no quorum, the meeting can be </w:t>
-      </w:r>
-      <w:proofErr w:type="gramStart"/>
-      <w:r>
-        <w:rPr>
-          <w:color w:val="0070C0"/>
-        </w:rPr>
-        <w:t>postponed up</w:t>
-      </w:r>
-      <w:proofErr w:type="gramEnd"/>
-      <w:r>
-        <w:rPr>
-          <w:color w:val="0070C0"/>
-        </w:rPr>
-        <w:t xml:space="preserve"> to 60 days without needing </w:t>
-      </w:r>
-      <w:proofErr w:type="gramStart"/>
-      <w:r>
-        <w:rPr>
-          <w:color w:val="0070C0"/>
-        </w:rPr>
-        <w:t>a new</w:t>
-      </w:r>
-      <w:proofErr w:type="gramEnd"/>
-      <w:r>
-        <w:rPr>
-          <w:color w:val="0070C0"/>
-        </w:rPr>
-        <w:t xml:space="preserve"> notice. Any business that could’ve been done at the original meeting can be handled at the rescheduled one.</w:t>
+        <w:t>A majority of all Managers is needed to conduct business. If a quorum is present, a majority vote decides the matter—unless the law, Articles, or this Agreement requires more. Business can continue even if some Managers leave and the quorum is lost. If there's no quorum, the meeting can be postponed up to 60 days without needing a new notice. Any business that could’ve been done at the original meeting can be handled at the rescheduled one.</w:t>
       </w:r>
     </w:p>
     <w:p>
@@ -865,6 +711,7 @@
           <w:bCs w:val="0"/>
           <w:u w:val="single"/>
         </w:rPr>
+        <w:lastRenderedPageBreak/>
         <w:t>Waiver</w:t>
       </w:r>
       <w:r>
@@ -923,7 +770,6 @@
           <w:bCs w:val="0"/>
           <w:u w:val="single"/>
         </w:rPr>
-        <w:lastRenderedPageBreak/>
         <w:t>Vacancies; Election of New Manager(s).</w:t>
       </w:r>
       <w:r>
@@ -933,21 +779,7 @@
         <w:rPr>
           <w:color w:val="0070C0"/>
         </w:rPr>
-        <w:t xml:space="preserve">If a </w:t>
-      </w:r>
-      <w:proofErr w:type="gramStart"/>
-      <w:r>
-        <w:rPr>
-          <w:color w:val="0070C0"/>
-        </w:rPr>
-        <w:t>Manager</w:t>
-      </w:r>
-      <w:proofErr w:type="gramEnd"/>
-      <w:r>
-        <w:rPr>
-          <w:color w:val="0070C0"/>
-        </w:rPr>
-        <w:t xml:space="preserve"> dies, resigns, is removed, becomes incapacitated (as confirmed by a doctor), or otherwise leaves the position, that role becomes vacant. The remaining Managers—if there’s more than one—can fill the vacancy by majority vote. If only one Manager remains, a new one must be elected by the Members at an annual or special meeting. If the number of Managers is increased, new positions must also be filled by Member vote at a meeting.</w:t>
+        <w:t>If a Manager dies, resigns, is removed, becomes incapacitated (as confirmed by a doctor), or otherwise leaves the position, that role becomes vacant. The remaining Managers—if there’s more than one—can fill the vacancy by majority vote. If only one Manager remains, a new one must be elected by the Members at an annual or special meeting. If the number of Managers is increased, new positions must also be filled by Member vote at a meeting.</w:t>
       </w:r>
     </w:p>
     <w:p>
@@ -968,25 +800,7 @@
           <w:bCs w:val="0"/>
           <w:u w:val="single"/>
         </w:rPr>
-        <w:t xml:space="preserve">Compensation </w:t>
-      </w:r>
-      <w:proofErr w:type="gramStart"/>
-      <w:r>
-        <w:rPr>
-          <w:b/>
-          <w:bCs w:val="0"/>
-          <w:u w:val="single"/>
-        </w:rPr>
-        <w:t>of</w:t>
-      </w:r>
-      <w:proofErr w:type="gramEnd"/>
-      <w:r>
-        <w:rPr>
-          <w:b/>
-          <w:bCs w:val="0"/>
-          <w:u w:val="single"/>
-        </w:rPr>
-        <w:t xml:space="preserve"> Manager(s)</w:t>
+        <w:t>Compensation of Manager(s)</w:t>
       </w:r>
       <w:r>
         <w:t xml:space="preserve">.  </w:t>
@@ -1056,49 +870,7 @@
         <w:rPr>
           <w:color w:val="0070C0"/>
         </w:rPr>
-        <w:t xml:space="preserve">If the Company </w:t>
-      </w:r>
-      <w:proofErr w:type="gramStart"/>
-      <w:r>
-        <w:rPr>
-          <w:color w:val="0070C0"/>
-        </w:rPr>
-        <w:t>enters into</w:t>
-      </w:r>
-      <w:proofErr w:type="gramEnd"/>
-      <w:r>
-        <w:rPr>
-          <w:color w:val="0070C0"/>
-        </w:rPr>
-        <w:t xml:space="preserve"> a contract or transaction involving one or more of its </w:t>
-      </w:r>
-      <w:proofErr w:type="gramStart"/>
-      <w:r>
-        <w:rPr>
-          <w:color w:val="0070C0"/>
-        </w:rPr>
-        <w:t>Managers</w:t>
-      </w:r>
-      <w:proofErr w:type="gramEnd"/>
-      <w:r>
-        <w:rPr>
-          <w:color w:val="0070C0"/>
-        </w:rPr>
-        <w:t xml:space="preserve">—or with another business where a </w:t>
-      </w:r>
-      <w:proofErr w:type="gramStart"/>
-      <w:r>
-        <w:rPr>
-          <w:color w:val="0070C0"/>
-        </w:rPr>
-        <w:t>Manager</w:t>
-      </w:r>
-      <w:proofErr w:type="gramEnd"/>
-      <w:r>
-        <w:rPr>
-          <w:color w:val="0070C0"/>
-        </w:rPr>
-        <w:t xml:space="preserve"> has a role or financial interest—that deal is not automatically invalid just because of the Manager’s involvement.</w:t>
+        <w:t>If the Company enters into a contract or transaction involving one or more of its Managers—or with another business where a Manager has a role or financial interest—that deal is not automatically invalid just because of the Manager’s involvement.</w:t>
       </w:r>
     </w:p>
     <w:p>
@@ -1116,35 +888,7 @@
         <w:rPr>
           <w:color w:val="0070C0"/>
         </w:rPr>
-        <w:t xml:space="preserve">The important details about the Manager’s role or interest are disclosed to the other Manager(s), and the deal is approved in good faith by </w:t>
-      </w:r>
-      <w:proofErr w:type="gramStart"/>
-      <w:r>
-        <w:rPr>
-          <w:color w:val="0070C0"/>
-        </w:rPr>
-        <w:t>a majority of</w:t>
-      </w:r>
-      <w:proofErr w:type="gramEnd"/>
-      <w:r>
-        <w:rPr>
-          <w:color w:val="0070C0"/>
-        </w:rPr>
-        <w:t xml:space="preserve"> the disinterested Manager(</w:t>
-      </w:r>
-      <w:proofErr w:type="gramStart"/>
-      <w:r>
-        <w:rPr>
-          <w:color w:val="0070C0"/>
-        </w:rPr>
-        <w:t>s)—</w:t>
-      </w:r>
-      <w:proofErr w:type="gramEnd"/>
-      <w:r>
-        <w:rPr>
-          <w:color w:val="0070C0"/>
-        </w:rPr>
-        <w:t>even if there are fewer than a quorum present; or</w:t>
+        <w:t>The important details about the Manager’s role or interest are disclosed to the other Manager(s), and the deal is approved in good faith by a majority of the disinterested Manager(s)—even if there are fewer than a quorum present; or</w:t>
       </w:r>
     </w:p>
     <w:p>
@@ -1253,8 +997,8 @@
       </w:pPr>
     </w:p>
     <w:sectPr>
-      <w:headerReference w:type="default" r:id="rId24"/>
-      <w:footerReference w:type="default" r:id="rId25"/>
+      <w:headerReference w:type="default" r:id="rId21"/>
+      <w:footerReference w:type="default" r:id="rId22"/>
       <w:pgSz w:w="12240" w:h="15840"/>
       <w:pgMar w:top="1440" w:right="1440" w:bottom="1440" w:left="1440" w:header="720" w:footer="720" w:gutter="0"/>
       <w:cols w:space="720"/>
@@ -1266,7 +1010,7 @@
 
 <file path=word/comments.xml><?xml version="1.0" encoding="utf-8"?>
 <w:comments xmlns:wpc="http://schemas.microsoft.com/office/word/2010/wordprocessingCanvas" xmlns:cx="http://schemas.microsoft.com/office/drawing/2014/chartex" xmlns:cx1="http://schemas.microsoft.com/office/drawing/2015/9/8/chartex" xmlns:cx2="http://schemas.microsoft.com/office/drawing/2015/10/21/chartex" xmlns:cx3="http://schemas.microsoft.com/office/drawing/2016/5/9/chartex" xmlns:cx4="http://schemas.microsoft.com/office/drawing/2016/5/10/chartex" xmlns:cx5="http://schemas.microsoft.com/office/drawing/2016/5/11/chartex" xmlns:cx6="http://schemas.microsoft.com/office/drawing/2016/5/12/chartex" xmlns:cx7="http://schemas.microsoft.com/office/drawing/2016/5/13/chartex" xmlns:cx8="http://schemas.microsoft.com/office/drawing/2016/5/14/chartex" xmlns:mc="http://schemas.openxmlformats.org/markup-compatibility/2006" xmlns:aink="http://schemas.microsoft.com/office/drawing/2016/ink" xmlns:am3d="http://schemas.microsoft.com/office/drawing/2017/model3d" xmlns:o="urn:schemas-microsoft-com:office:office" xmlns:oel="http://schemas.microsoft.com/office/2019/extlst" xmlns:r="http://schemas.openxmlformats.org/officeDocument/2006/relationships" xmlns:m="http://schemas.openxmlformats.org/officeDocument/2006/math" xmlns:v="urn:schemas-microsoft-com:vml" xmlns:wp14="http://schemas.microsoft.com/office/word/2010/wordprocessingDrawing" xmlns:wp="http://schemas.openxmlformats.org/drawingml/2006/wordprocessingDrawing" xmlns:w10="urn:schemas-microsoft-com:office:word" xmlns:w="http://schemas.openxmlformats.org/wordprocessingml/2006/main" xmlns:w14="http://schemas.microsoft.com/office/word/2010/wordml" xmlns:w15="http://schemas.microsoft.com/office/word/2012/wordml" xmlns:w16cex="http://schemas.microsoft.com/office/word/2018/wordml/cex" xmlns:w16cid="http://schemas.microsoft.com/office/word/2016/wordml/cid" xmlns:w16="http://schemas.microsoft.com/office/word/2018/wordml" xmlns:w16du="http://schemas.microsoft.com/office/word/2023/wordml/word16du" xmlns:w16sdtdh="http://schemas.microsoft.com/office/word/2020/wordml/sdtdatahash" xmlns:w16sdtfl="http://schemas.microsoft.com/office/word/2024/wordml/sdtformatlock" xmlns:w16se="http://schemas.microsoft.com/office/word/2015/wordml/symex" xmlns:wpg="http://schemas.microsoft.com/office/word/2010/wordprocessingGroup" xmlns:wpi="http://schemas.microsoft.com/office/word/2010/wordprocessingInk" xmlns:wne="http://schemas.microsoft.com/office/word/2006/wordml" xmlns:wps="http://schemas.microsoft.com/office/word/2010/wordprocessingShape" mc:Ignorable="w14 w15 w16se w16cid w16 w16cex w16sdtdh w16sdtfl w16du wp14">
-  <w:comment w:id="4" w:author="Jeff Watson" w:date="2025-10-31T12:48:00Z" w:initials="JW">
+  <w:comment w:id="9" w:author="Jeff Watson" w:date="2025-10-31T12:48:00Z" w:initials="JW">
     <w:p>
       <w:pPr>
         <w:pStyle w:val="CommentText"/>
@@ -1409,7 +1153,7 @@
 </file>
 
 <file path=word/footer4.xml><?xml version="1.0" encoding="utf-8"?>
-<w:ftr xmlns:m="http://schemas.openxmlformats.org/officeDocument/2006/math" xmlns:mc="http://schemas.openxmlformats.org/markup-compatibility/2006" xmlns:mo="http://schemas.microsoft.com/office/mac/office/2008/main" xmlns:mv="urn:schemas-microsoft-com:mac:vml" xmlns:o="urn:schemas-microsoft-com:office:office" xmlns:r="http://schemas.openxmlformats.org/officeDocument/2006/relationships" xmlns:v="urn:schemas-microsoft-com:vml" xmlns:w10="urn:schemas-microsoft-com:office:word" xmlns:w14="http://schemas.microsoft.com/office/word/2010/wordml" xmlns:w="http://schemas.openxmlformats.org/wordprocessingml/2006/main" xmlns:wne="http://schemas.microsoft.com/office/word/2006/wordml" xmlns:wp14="http://schemas.microsoft.com/office/word/2010/wordprocessingDrawing" xmlns:wp="http://schemas.openxmlformats.org/drawingml/2006/wordprocessingDrawing" xmlns:wpc="http://schemas.microsoft.com/office/word/2010/wordprocessingCanvas" xmlns:wpg="http://schemas.microsoft.com/office/word/2010/wordprocessingGroup" xmlns:wpi="http://schemas.microsoft.com/office/word/2010/wordprocessingInk" xmlns:wps="http://schemas.microsoft.com/office/word/2010/wordprocessingShape" mc:Ignorable="w14 wp14">
+<w:ftr xmlns:wpc="http://schemas.microsoft.com/office/word/2010/wordprocessingCanvas" xmlns:cx="http://schemas.microsoft.com/office/drawing/2014/chartex" xmlns:cx1="http://schemas.microsoft.com/office/drawing/2015/9/8/chartex" xmlns:cx2="http://schemas.microsoft.com/office/drawing/2015/10/21/chartex" xmlns:cx3="http://schemas.microsoft.com/office/drawing/2016/5/9/chartex" xmlns:cx4="http://schemas.microsoft.com/office/drawing/2016/5/10/chartex" xmlns:cx5="http://schemas.microsoft.com/office/drawing/2016/5/11/chartex" xmlns:cx6="http://schemas.microsoft.com/office/drawing/2016/5/12/chartex" xmlns:cx7="http://schemas.microsoft.com/office/drawing/2016/5/13/chartex" xmlns:cx8="http://schemas.microsoft.com/office/drawing/2016/5/14/chartex" xmlns:mc="http://schemas.openxmlformats.org/markup-compatibility/2006" xmlns:aink="http://schemas.microsoft.com/office/drawing/2016/ink" xmlns:am3d="http://schemas.microsoft.com/office/drawing/2017/model3d" xmlns:o="urn:schemas-microsoft-com:office:office" xmlns:oel="http://schemas.microsoft.com/office/2019/extlst" xmlns:r="http://schemas.openxmlformats.org/officeDocument/2006/relationships" xmlns:m="http://schemas.openxmlformats.org/officeDocument/2006/math" xmlns:v="urn:schemas-microsoft-com:vml" xmlns:wp14="http://schemas.microsoft.com/office/word/2010/wordprocessingDrawing" xmlns:wp="http://schemas.openxmlformats.org/drawingml/2006/wordprocessingDrawing" xmlns:w10="urn:schemas-microsoft-com:office:word" xmlns:w="http://schemas.openxmlformats.org/wordprocessingml/2006/main" xmlns:w14="http://schemas.microsoft.com/office/word/2010/wordml" xmlns:w15="http://schemas.microsoft.com/office/word/2012/wordml" xmlns:w16cex="http://schemas.microsoft.com/office/word/2018/wordml/cex" xmlns:w16cid="http://schemas.microsoft.com/office/word/2016/wordml/cid" xmlns:w16="http://schemas.microsoft.com/office/word/2018/wordml" xmlns:w16du="http://schemas.microsoft.com/office/word/2023/wordml/word16du" xmlns:w16sdtdh="http://schemas.microsoft.com/office/word/2020/wordml/sdtdatahash" xmlns:w16sdtfl="http://schemas.microsoft.com/office/word/2024/wordml/sdtformatlock" xmlns:w16se="http://schemas.microsoft.com/office/word/2015/wordml/symex" xmlns:wpg="http://schemas.microsoft.com/office/word/2010/wordprocessingGroup" xmlns:wpi="http://schemas.microsoft.com/office/word/2010/wordprocessingInk" xmlns:wne="http://schemas.microsoft.com/office/word/2006/wordml" xmlns:wps="http://schemas.microsoft.com/office/word/2010/wordprocessingShape" mc:Ignorable="w14 w15 w16se w16cid w16 w16cex w16sdtdh w16sdtfl w16du wp14">
   <w:p>
     <w:pPr>
       <w:pStyle w:val="Footer"/>
@@ -1481,7 +1225,7 @@
 </file>
 
 <file path=word/header4.xml><?xml version="1.0" encoding="utf-8"?>
-<w:hdr xmlns:m="http://schemas.openxmlformats.org/officeDocument/2006/math" xmlns:mc="http://schemas.openxmlformats.org/markup-compatibility/2006" xmlns:mo="http://schemas.microsoft.com/office/mac/office/2008/main" xmlns:mv="urn:schemas-microsoft-com:mac:vml" xmlns:o="urn:schemas-microsoft-com:office:office" xmlns:r="http://schemas.openxmlformats.org/officeDocument/2006/relationships" xmlns:v="urn:schemas-microsoft-com:vml" xmlns:w10="urn:schemas-microsoft-com:office:word" xmlns:w14="http://schemas.microsoft.com/office/word/2010/wordml" xmlns:w="http://schemas.openxmlformats.org/wordprocessingml/2006/main" xmlns:wne="http://schemas.microsoft.com/office/word/2006/wordml" xmlns:wp14="http://schemas.microsoft.com/office/word/2010/wordprocessingDrawing" xmlns:wp="http://schemas.openxmlformats.org/drawingml/2006/wordprocessingDrawing" xmlns:wpc="http://schemas.microsoft.com/office/word/2010/wordprocessingCanvas" xmlns:wpg="http://schemas.microsoft.com/office/word/2010/wordprocessingGroup" xmlns:wpi="http://schemas.microsoft.com/office/word/2010/wordprocessingInk" xmlns:wps="http://schemas.microsoft.com/office/word/2010/wordprocessingShape" mc:Ignorable="w14 wp14">
+<w:hdr xmlns:wpc="http://schemas.microsoft.com/office/word/2010/wordprocessingCanvas" xmlns:cx="http://schemas.microsoft.com/office/drawing/2014/chartex" xmlns:cx1="http://schemas.microsoft.com/office/drawing/2015/9/8/chartex" xmlns:cx2="http://schemas.microsoft.com/office/drawing/2015/10/21/chartex" xmlns:cx3="http://schemas.microsoft.com/office/drawing/2016/5/9/chartex" xmlns:cx4="http://schemas.microsoft.com/office/drawing/2016/5/10/chartex" xmlns:cx5="http://schemas.microsoft.com/office/drawing/2016/5/11/chartex" xmlns:cx6="http://schemas.microsoft.com/office/drawing/2016/5/12/chartex" xmlns:cx7="http://schemas.microsoft.com/office/drawing/2016/5/13/chartex" xmlns:cx8="http://schemas.microsoft.com/office/drawing/2016/5/14/chartex" xmlns:mc="http://schemas.openxmlformats.org/markup-compatibility/2006" xmlns:aink="http://schemas.microsoft.com/office/drawing/2016/ink" xmlns:am3d="http://schemas.microsoft.com/office/drawing/2017/model3d" xmlns:o="urn:schemas-microsoft-com:office:office" xmlns:oel="http://schemas.microsoft.com/office/2019/extlst" xmlns:r="http://schemas.openxmlformats.org/officeDocument/2006/relationships" xmlns:m="http://schemas.openxmlformats.org/officeDocument/2006/math" xmlns:v="urn:schemas-microsoft-com:vml" xmlns:wp14="http://schemas.microsoft.com/office/word/2010/wordprocessingDrawing" xmlns:wp="http://schemas.openxmlformats.org/drawingml/2006/wordprocessingDrawing" xmlns:w10="urn:schemas-microsoft-com:office:word" xmlns:w="http://schemas.openxmlformats.org/wordprocessingml/2006/main" xmlns:w14="http://schemas.microsoft.com/office/word/2010/wordml" xmlns:w15="http://schemas.microsoft.com/office/word/2012/wordml" xmlns:w16cex="http://schemas.microsoft.com/office/word/2018/wordml/cex" xmlns:w16cid="http://schemas.microsoft.com/office/word/2016/wordml/cid" xmlns:w16="http://schemas.microsoft.com/office/word/2018/wordml" xmlns:w16du="http://schemas.microsoft.com/office/word/2023/wordml/word16du" xmlns:w16sdtdh="http://schemas.microsoft.com/office/word/2020/wordml/sdtdatahash" xmlns:w16sdtfl="http://schemas.microsoft.com/office/word/2024/wordml/sdtformatlock" xmlns:w16se="http://schemas.microsoft.com/office/word/2015/wordml/symex" xmlns:wpg="http://schemas.microsoft.com/office/word/2010/wordprocessingGroup" xmlns:wpi="http://schemas.microsoft.com/office/word/2010/wordprocessingInk" xmlns:wne="http://schemas.microsoft.com/office/word/2006/wordml" xmlns:wps="http://schemas.microsoft.com/office/word/2010/wordprocessingShape" mc:Ignorable="w14 w15 w16se w16cid w16 w16cex w16sdtdh w16sdtfl w16du wp14">
   <w:p>
     <w:pPr>
       <w:pStyle w:val="Header"/>
@@ -3639,6 +3383,9 @@
 
 <file path=word/people.xml><?xml version="1.0" encoding="utf-8"?>
 <w15:people xmlns:wpc="http://schemas.microsoft.com/office/word/2010/wordprocessingCanvas" xmlns:cx="http://schemas.microsoft.com/office/drawing/2014/chartex" xmlns:cx1="http://schemas.microsoft.com/office/drawing/2015/9/8/chartex" xmlns:cx2="http://schemas.microsoft.com/office/drawing/2015/10/21/chartex" xmlns:cx3="http://schemas.microsoft.com/office/drawing/2016/5/9/chartex" xmlns:cx4="http://schemas.microsoft.com/office/drawing/2016/5/10/chartex" xmlns:cx5="http://schemas.microsoft.com/office/drawing/2016/5/11/chartex" xmlns:cx6="http://schemas.microsoft.com/office/drawing/2016/5/12/chartex" xmlns:cx7="http://schemas.microsoft.com/office/drawing/2016/5/13/chartex" xmlns:cx8="http://schemas.microsoft.com/office/drawing/2016/5/14/chartex" xmlns:mc="http://schemas.openxmlformats.org/markup-compatibility/2006" xmlns:aink="http://schemas.microsoft.com/office/drawing/2016/ink" xmlns:am3d="http://schemas.microsoft.com/office/drawing/2017/model3d" xmlns:o="urn:schemas-microsoft-com:office:office" xmlns:oel="http://schemas.microsoft.com/office/2019/extlst" xmlns:r="http://schemas.openxmlformats.org/officeDocument/2006/relationships" xmlns:m="http://schemas.openxmlformats.org/officeDocument/2006/math" xmlns:v="urn:schemas-microsoft-com:vml" xmlns:wp14="http://schemas.microsoft.com/office/word/2010/wordprocessingDrawing" xmlns:wp="http://schemas.openxmlformats.org/drawingml/2006/wordprocessingDrawing" xmlns:w10="urn:schemas-microsoft-com:office:word" xmlns:w="http://schemas.openxmlformats.org/wordprocessingml/2006/main" xmlns:w14="http://schemas.microsoft.com/office/word/2010/wordml" xmlns:w15="http://schemas.microsoft.com/office/word/2012/wordml" xmlns:w16cex="http://schemas.microsoft.com/office/word/2018/wordml/cex" xmlns:w16cid="http://schemas.microsoft.com/office/word/2016/wordml/cid" xmlns:w16="http://schemas.microsoft.com/office/word/2018/wordml" xmlns:w16du="http://schemas.microsoft.com/office/word/2023/wordml/word16du" xmlns:w16sdtdh="http://schemas.microsoft.com/office/word/2020/wordml/sdtdatahash" xmlns:w16sdtfl="http://schemas.microsoft.com/office/word/2024/wordml/sdtformatlock" xmlns:w16se="http://schemas.microsoft.com/office/word/2015/wordml/symex" xmlns:wpg="http://schemas.microsoft.com/office/word/2010/wordprocessingGroup" xmlns:wpi="http://schemas.microsoft.com/office/word/2010/wordprocessingInk" xmlns:wne="http://schemas.microsoft.com/office/word/2006/wordml" xmlns:wps="http://schemas.microsoft.com/office/word/2010/wordprocessingShape" mc:Ignorable="w14 w15 w16se w16cid w16 w16cex w16sdtdh w16sdtfl w16du wp14">
+  <w15:person w15:author="Wes Will Buy Your Home">
+    <w15:presenceInfo w15:providerId="AD" w15:userId="S::WesWill@BuyYourHomeLLC.com::f11e14ef-79d4-4c0c-9ca8-f8d663a0e563"/>
+  </w15:person>
   <w15:person w15:author="Jeff Watson">
     <w15:presenceInfo w15:providerId="Windows Live" w15:userId="dcdb38203bf7a9b9"/>
   </w15:person>
@@ -15459,6 +15206,15 @@
 </file>
 
 <file path=customXml/item1.xml><?xml version="1.0" encoding="utf-8"?>
+<?mso-contentType ?>
+<FormTemplates xmlns="http://schemas.microsoft.com/sharepoint/v3/contenttype/forms">
+  <Display>DocumentLibraryForm</Display>
+  <Edit>DocumentLibraryForm</Edit>
+  <New>DocumentLibraryForm</New>
+</FormTemplates>
+</file>
+
+<file path=customXml/item2.xml><?xml version="1.0" encoding="utf-8"?>
 <ct:contentTypeSchema xmlns:ct="http://schemas.microsoft.com/office/2006/metadata/contentType" xmlns:ma="http://schemas.microsoft.com/office/2006/metadata/properties/metaAttributes" ct:_="" ma:_="" ma:contentTypeName="Document" ma:contentTypeID="0x010100DDC7FDB1C8256C4EA4678CC05D188078" ma:contentTypeVersion="20" ma:contentTypeDescription="Create a new document." ma:contentTypeScope="" ma:versionID="2a9650d830cc67299a1a440994d8139a">
   <xsd:schema xmlns:xsd="http://www.w3.org/2001/XMLSchema" xmlns:xs="http://www.w3.org/2001/XMLSchema" xmlns:p="http://schemas.microsoft.com/office/2006/metadata/properties" xmlns:ns2="ab9fedca-001d-4cc9-b244-d9c3be5a27d3" xmlns:ns3="42cc25d9-27fe-4f07-accb-ded05ec47eee" targetNamespace="http://schemas.microsoft.com/office/2006/metadata/properties" ma:root="true" ma:fieldsID="b7be75ccca685a650eabb79854d6018f" ns2:_="" ns3:_="">
     <xsd:import namespace="ab9fedca-001d-4cc9-b244-d9c3be5a27d3"/>
@@ -15725,16 +15481,11 @@
 </ct:contentTypeSchema>
 </file>
 
-<file path=customXml/item2.xml><?xml version="1.0" encoding="utf-8"?>
-<?mso-contentType ?>
-<FormTemplates xmlns="http://schemas.microsoft.com/sharepoint/v3/contenttype/forms">
-  <Display>DocumentLibraryForm</Display>
-  <Edit>DocumentLibraryForm</Edit>
-  <New>DocumentLibraryForm</New>
-</FormTemplates>
+<file path=customXml/item3.xml><?xml version="1.0" encoding="utf-8"?>
+<b:Sources xmlns:b="http://schemas.openxmlformats.org/officeDocument/2006/bibliography" xmlns="http://schemas.openxmlformats.org/officeDocument/2006/bibliography" SelectedStyle="/APA.XSL" StyleName="APA"/>
 </file>
 
-<file path=customXml/item3.xml><?xml version="1.0" encoding="utf-8"?>
+<file path=customXml/item4.xml><?xml version="1.0" encoding="utf-8"?>
 <p:properties xmlns:p="http://schemas.microsoft.com/office/2006/metadata/properties" xmlns:xsi="http://www.w3.org/2001/XMLSchema-instance" xmlns:pc="http://schemas.microsoft.com/office/infopath/2007/PartnerControls">
   <documentManagement>
     <TaxCatchAll xmlns="42cc25d9-27fe-4f07-accb-ded05ec47eee" xsi:nil="true"/>
@@ -15746,15 +15497,7 @@
 </p:properties>
 </file>
 
-<file path=customXml/item4.xml><?xml version="1.0" encoding="utf-8"?>
-<b:Sources xmlns:b="http://schemas.openxmlformats.org/officeDocument/2006/bibliography" xmlns="http://schemas.openxmlformats.org/officeDocument/2006/bibliography" SelectedStyle="/APA.XSL" StyleName="APA"/>
-</file>
-
 <file path=customXml/itemProps1.xml><?xml version="1.0" encoding="utf-8"?>
-<ds:datastoreItem xmlns:ds="http://schemas.openxmlformats.org/officeDocument/2006/customXml" ds:itemID="{E1A392CF-E3E2-49C9-9EED-3BECD1E5A0F6}"/>
-</file>
-
-<file path=customXml/itemProps2.xml><?xml version="1.0" encoding="utf-8"?>
 <ds:datastoreItem xmlns:ds="http://schemas.openxmlformats.org/officeDocument/2006/customXml" ds:itemID="{8FB87CE3-B469-4182-AEDE-9227E391BD91}">
   <ds:schemaRefs>
     <ds:schemaRef ds:uri="http://schemas.microsoft.com/sharepoint/v3/contenttype/forms"/>
@@ -15762,7 +15505,34 @@
 </ds:datastoreItem>
 </file>
 
+<file path=customXml/itemProps2.xml><?xml version="1.0" encoding="utf-8"?>
+<ds:datastoreItem xmlns:ds="http://schemas.openxmlformats.org/officeDocument/2006/customXml" ds:itemID="{E1A392CF-E3E2-49C9-9EED-3BECD1E5A0F6}">
+  <ds:schemaRefs>
+    <ds:schemaRef ds:uri="http://schemas.microsoft.com/office/2006/metadata/contentType"/>
+    <ds:schemaRef ds:uri="http://schemas.microsoft.com/office/2006/metadata/properties/metaAttributes"/>
+    <ds:schemaRef ds:uri="http://www.w3.org/2001/XMLSchema"/>
+    <ds:schemaRef ds:uri="http://schemas.microsoft.com/office/2006/metadata/properties"/>
+    <ds:schemaRef ds:uri="ab9fedca-001d-4cc9-b244-d9c3be5a27d3"/>
+    <ds:schemaRef ds:uri="42cc25d9-27fe-4f07-accb-ded05ec47eee"/>
+    <ds:schemaRef ds:uri="http://schemas.microsoft.com/office/2006/documentManagement/types"/>
+    <ds:schemaRef ds:uri="http://schemas.microsoft.com/office/infopath/2007/PartnerControls"/>
+    <ds:schemaRef ds:uri="http://schemas.openxmlformats.org/package/2006/metadata/core-properties"/>
+    <ds:schemaRef ds:uri="http://purl.org/dc/elements/1.1/"/>
+    <ds:schemaRef ds:uri="http://purl.org/dc/terms/"/>
+    <ds:schemaRef ds:uri="http://schemas.microsoft.com/internal/obd"/>
+  </ds:schemaRefs>
+</ds:datastoreItem>
+</file>
+
 <file path=customXml/itemProps3.xml><?xml version="1.0" encoding="utf-8"?>
+<ds:datastoreItem xmlns:ds="http://schemas.openxmlformats.org/officeDocument/2006/customXml" ds:itemID="{EF278816-EC6F-A645-907D-7F25AECB1D4A}">
+  <ds:schemaRefs>
+    <ds:schemaRef ds:uri="http://schemas.openxmlformats.org/officeDocument/2006/bibliography"/>
+  </ds:schemaRefs>
+</ds:datastoreItem>
+</file>
+
+<file path=customXml/itemProps4.xml><?xml version="1.0" encoding="utf-8"?>
 <ds:datastoreItem xmlns:ds="http://schemas.openxmlformats.org/officeDocument/2006/customXml" ds:itemID="{7B319A58-F8E2-4C19-94CA-2C6944BB395B}">
   <ds:schemaRefs>
     <ds:schemaRef ds:uri="http://schemas.microsoft.com/office/2006/metadata/properties"/>
@@ -15771,12 +15541,4 @@
     <ds:schemaRef ds:uri="ab9fedca-001d-4cc9-b244-d9c3be5a27d3"/>
   </ds:schemaRefs>
 </ds:datastoreItem>
-</file>
-
-<file path=customXml/itemProps4.xml><?xml version="1.0" encoding="utf-8"?>
-<ds:datastoreItem xmlns:ds="http://schemas.openxmlformats.org/officeDocument/2006/customXml" ds:itemID="{EF278816-EC6F-A645-907D-7F25AECB1D4A}">
-  <ds:schemaRefs>
-    <ds:schemaRef ds:uri="http://schemas.openxmlformats.org/officeDocument/2006/bibliography"/>
-  </ds:schemaRefs>
-</ds:datastoreItem>
 </file>
--- a/Project Rooms/Operating Agreements/sources/Jeff Watson/Simplified OA Subfiles/07 - Article 5 - Managers.docx
+++ b/Project Rooms/Operating Agreements/sources/Jeff Watson/Simplified OA Subfiles/07 - Article 5 - Managers.docx
@@ -74,7 +74,7 @@
         <w:rPr>
           <w:color w:val="0070C0"/>
         </w:rPr>
-        <w:t xml:space="preserve">The Mangager </w:t>
+        <w:t xml:space="preserve">The Manager </w:t>
       </w:r>
       <w:r>
         <w:rPr>
@@ -15206,15 +15206,6 @@
 </file>
 
 <file path=customXml/item1.xml><?xml version="1.0" encoding="utf-8"?>
-<?mso-contentType ?>
-<FormTemplates xmlns="http://schemas.microsoft.com/sharepoint/v3/contenttype/forms">
-  <Display>DocumentLibraryForm</Display>
-  <Edit>DocumentLibraryForm</Edit>
-  <New>DocumentLibraryForm</New>
-</FormTemplates>
-</file>
-
-<file path=customXml/item2.xml><?xml version="1.0" encoding="utf-8"?>
 <ct:contentTypeSchema xmlns:ct="http://schemas.microsoft.com/office/2006/metadata/contentType" xmlns:ma="http://schemas.microsoft.com/office/2006/metadata/properties/metaAttributes" ct:_="" ma:_="" ma:contentTypeName="Document" ma:contentTypeID="0x010100DDC7FDB1C8256C4EA4678CC05D188078" ma:contentTypeVersion="20" ma:contentTypeDescription="Create a new document." ma:contentTypeScope="" ma:versionID="2a9650d830cc67299a1a440994d8139a">
   <xsd:schema xmlns:xsd="http://www.w3.org/2001/XMLSchema" xmlns:xs="http://www.w3.org/2001/XMLSchema" xmlns:p="http://schemas.microsoft.com/office/2006/metadata/properties" xmlns:ns2="ab9fedca-001d-4cc9-b244-d9c3be5a27d3" xmlns:ns3="42cc25d9-27fe-4f07-accb-ded05ec47eee" targetNamespace="http://schemas.microsoft.com/office/2006/metadata/properties" ma:root="true" ma:fieldsID="b7be75ccca685a650eabb79854d6018f" ns2:_="" ns3:_="">
     <xsd:import namespace="ab9fedca-001d-4cc9-b244-d9c3be5a27d3"/>
@@ -15481,11 +15472,16 @@
 </ct:contentTypeSchema>
 </file>
 
-<file path=customXml/item3.xml><?xml version="1.0" encoding="utf-8"?>
-<b:Sources xmlns:b="http://schemas.openxmlformats.org/officeDocument/2006/bibliography" xmlns="http://schemas.openxmlformats.org/officeDocument/2006/bibliography" SelectedStyle="/APA.XSL" StyleName="APA"/>
+<file path=customXml/item2.xml><?xml version="1.0" encoding="utf-8"?>
+<?mso-contentType ?>
+<FormTemplates xmlns="http://schemas.microsoft.com/sharepoint/v3/contenttype/forms">
+  <Display>DocumentLibraryForm</Display>
+  <Edit>DocumentLibraryForm</Edit>
+  <New>DocumentLibraryForm</New>
+</FormTemplates>
 </file>
 
-<file path=customXml/item4.xml><?xml version="1.0" encoding="utf-8"?>
+<file path=customXml/item3.xml><?xml version="1.0" encoding="utf-8"?>
 <p:properties xmlns:p="http://schemas.microsoft.com/office/2006/metadata/properties" xmlns:xsi="http://www.w3.org/2001/XMLSchema-instance" xmlns:pc="http://schemas.microsoft.com/office/infopath/2007/PartnerControls">
   <documentManagement>
     <TaxCatchAll xmlns="42cc25d9-27fe-4f07-accb-ded05ec47eee" xsi:nil="true"/>
@@ -15497,15 +15493,11 @@
 </p:properties>
 </file>
 
-<file path=customXml/itemProps1.xml><?xml version="1.0" encoding="utf-8"?>
-<ds:datastoreItem xmlns:ds="http://schemas.openxmlformats.org/officeDocument/2006/customXml" ds:itemID="{8FB87CE3-B469-4182-AEDE-9227E391BD91}">
-  <ds:schemaRefs>
-    <ds:schemaRef ds:uri="http://schemas.microsoft.com/sharepoint/v3/contenttype/forms"/>
-  </ds:schemaRefs>
-</ds:datastoreItem>
+<file path=customXml/item4.xml><?xml version="1.0" encoding="utf-8"?>
+<b:Sources xmlns:b="http://schemas.openxmlformats.org/officeDocument/2006/bibliography" xmlns="http://schemas.openxmlformats.org/officeDocument/2006/bibliography" SelectedStyle="/APA.XSL" StyleName="APA"/>
 </file>
 
-<file path=customXml/itemProps2.xml><?xml version="1.0" encoding="utf-8"?>
+<file path=customXml/itemProps1.xml><?xml version="1.0" encoding="utf-8"?>
 <ds:datastoreItem xmlns:ds="http://schemas.openxmlformats.org/officeDocument/2006/customXml" ds:itemID="{E1A392CF-E3E2-49C9-9EED-3BECD1E5A0F6}">
   <ds:schemaRefs>
     <ds:schemaRef ds:uri="http://schemas.microsoft.com/office/2006/metadata/contentType"/>
@@ -15524,15 +15516,15 @@
 </ds:datastoreItem>
 </file>
 
-<file path=customXml/itemProps3.xml><?xml version="1.0" encoding="utf-8"?>
-<ds:datastoreItem xmlns:ds="http://schemas.openxmlformats.org/officeDocument/2006/customXml" ds:itemID="{EF278816-EC6F-A645-907D-7F25AECB1D4A}">
+<file path=customXml/itemProps2.xml><?xml version="1.0" encoding="utf-8"?>
+<ds:datastoreItem xmlns:ds="http://schemas.openxmlformats.org/officeDocument/2006/customXml" ds:itemID="{8FB87CE3-B469-4182-AEDE-9227E391BD91}">
   <ds:schemaRefs>
-    <ds:schemaRef ds:uri="http://schemas.openxmlformats.org/officeDocument/2006/bibliography"/>
+    <ds:schemaRef ds:uri="http://schemas.microsoft.com/sharepoint/v3/contenttype/forms"/>
   </ds:schemaRefs>
 </ds:datastoreItem>
 </file>
 
-<file path=customXml/itemProps4.xml><?xml version="1.0" encoding="utf-8"?>
+<file path=customXml/itemProps3.xml><?xml version="1.0" encoding="utf-8"?>
 <ds:datastoreItem xmlns:ds="http://schemas.openxmlformats.org/officeDocument/2006/customXml" ds:itemID="{7B319A58-F8E2-4C19-94CA-2C6944BB395B}">
   <ds:schemaRefs>
     <ds:schemaRef ds:uri="http://schemas.microsoft.com/office/2006/metadata/properties"/>
@@ -15541,4 +15533,12 @@
     <ds:schemaRef ds:uri="ab9fedca-001d-4cc9-b244-d9c3be5a27d3"/>
   </ds:schemaRefs>
 </ds:datastoreItem>
+</file>
+
+<file path=customXml/itemProps4.xml><?xml version="1.0" encoding="utf-8"?>
+<ds:datastoreItem xmlns:ds="http://schemas.openxmlformats.org/officeDocument/2006/customXml" ds:itemID="{EF278816-EC6F-A645-907D-7F25AECB1D4A}">
+  <ds:schemaRefs>
+    <ds:schemaRef ds:uri="http://schemas.openxmlformats.org/officeDocument/2006/bibliography"/>
+  </ds:schemaRefs>
+</ds:datastoreItem>
 </file>